--- a/marksmith-v2/test_outputs/challenger_scenario4.docx
+++ b/marksmith-v2/test_outputs/challenger_scenario4.docx
@@ -361,8 +361,8 @@
       </w:r>
     </w:p>
     <w:sectPr>
-      <w:headerReference xmlns:r="http://schemas.openxmlformats.org/officeDocument/2006/relationships" w:type="default" r:id="R9308ae7db4da4c13"/>
-      <w:footerReference xmlns:r="http://schemas.openxmlformats.org/officeDocument/2006/relationships" w:type="default" r:id="R0d503836fb8946e7"/>
+      <w:headerReference xmlns:r="http://schemas.openxmlformats.org/officeDocument/2006/relationships" w:type="default" r:id="R68336744246a4432"/>
+      <w:footerReference xmlns:r="http://schemas.openxmlformats.org/officeDocument/2006/relationships" w:type="default" r:id="R7dc05fb775884323"/>
       <w:pgSz w:w="11906" w:h="16838"/>
       <w:pgMar w:top="1440" w:right="1440" w:bottom="1440" w:left="1440" w:header="576" w:footer="576" w:gutter="0"/>
       <w:pgBorders w:display="allPages" w:offsetFrom="page">

--- a/marksmith-v2/test_outputs/challenger_scenario4.docx
+++ b/marksmith-v2/test_outputs/challenger_scenario4.docx
@@ -361,8 +361,8 @@
       </w:r>
     </w:p>
     <w:sectPr>
-      <w:headerReference xmlns:r="http://schemas.openxmlformats.org/officeDocument/2006/relationships" w:type="default" r:id="R68336744246a4432"/>
-      <w:footerReference xmlns:r="http://schemas.openxmlformats.org/officeDocument/2006/relationships" w:type="default" r:id="R7dc05fb775884323"/>
+      <w:headerReference xmlns:r="http://schemas.openxmlformats.org/officeDocument/2006/relationships" w:type="default" r:id="Ra9effea3606d44c7"/>
+      <w:footerReference xmlns:r="http://schemas.openxmlformats.org/officeDocument/2006/relationships" w:type="default" r:id="Rf75e0d9bcf434679"/>
       <w:pgSz w:w="11906" w:h="16838"/>
       <w:pgMar w:top="1440" w:right="1440" w:bottom="1440" w:left="1440" w:header="576" w:footer="576" w:gutter="0"/>
       <w:pgBorders w:display="allPages" w:offsetFrom="page">

--- a/marksmith-v2/test_outputs/challenger_scenario4.docx
+++ b/marksmith-v2/test_outputs/challenger_scenario4.docx
@@ -361,16 +361,10 @@
       </w:r>
     </w:p>
     <w:sectPr>
-      <w:headerReference xmlns:r="http://schemas.openxmlformats.org/officeDocument/2006/relationships" w:type="default" r:id="Ra9effea3606d44c7"/>
-      <w:footerReference xmlns:r="http://schemas.openxmlformats.org/officeDocument/2006/relationships" w:type="default" r:id="Rf75e0d9bcf434679"/>
+      <w:headerReference xmlns:r="http://schemas.openxmlformats.org/officeDocument/2006/relationships" w:type="default" r:id="Rd497e9a913374a1f"/>
+      <w:footerReference xmlns:r="http://schemas.openxmlformats.org/officeDocument/2006/relationships" w:type="default" r:id="R4b4a0cda67cf4dc1"/>
       <w:pgSz w:w="11906" w:h="16838"/>
       <w:pgMar w:top="1440" w:right="1440" w:bottom="1440" w:left="1440" w:header="576" w:footer="576" w:gutter="0"/>
-      <w:pgBorders w:display="allPages" w:offsetFrom="page">
-        <w:top w:val="single" w:color="D1D5DA" w:sz="8" w:space="24"/>
-        <w:left w:val="single" w:color="D1D5DA" w:sz="8" w:space="24"/>
-        <w:bottom w:val="single" w:color="D1D5DA" w:sz="8" w:space="24"/>
-        <w:right w:val="single" w:color="D1D5DA" w:sz="8" w:space="24"/>
-      </w:pgBorders>
     </w:sectPr>
   </w:body>
 </w:document>
@@ -630,7 +624,7 @@
   <w:docDefaults>
     <w:rPrDefault>
       <w:rPr>
-        <w:rFonts w:ascii="Calibri" w:hAnsi="Calibri" w:eastAsia="Calibri" w:cs="Calibri"/>
+        <w:rFonts w:ascii="Segoe UI Variable" w:hAnsi="Segoe UI Variable" w:eastAsia="Segoe UI Variable" w:cs="Segoe UI Variable"/>
         <w:color w:val="1b1f23"/>
         <w:kern w:val="16"/>
         <w:sz w:val="22"/>
@@ -683,7 +677,7 @@
     </w:pPr>
     <w:rPr>
       <w:b/>
-      <w:color w:val="000000"/>
+      <w:color w:val="090B0C"/>
       <w:sz w:val="32"/>
       <w:szCs w:val="32"/>
     </w:rPr>
@@ -700,7 +694,7 @@
     </w:pPr>
     <w:rPr>
       <w:b/>
-      <w:color w:val="000000"/>
+      <w:color w:val="121417"/>
       <w:sz w:val="28"/>
       <w:szCs w:val="28"/>
     </w:rPr>
@@ -717,7 +711,7 @@
     </w:pPr>
     <w:rPr>
       <w:b/>
-      <w:color w:val="000000"/>
+      <w:color w:val="1b1f23"/>
       <w:sz w:val="24"/>
       <w:szCs w:val="24"/>
     </w:rPr>
@@ -734,7 +728,7 @@
     </w:pPr>
     <w:rPr>
       <w:b/>
-      <w:color w:val="000000"/>
+      <w:color w:val="1b1f23"/>
       <w:sz w:val="22"/>
       <w:szCs w:val="22"/>
     </w:rPr>

--- a/marksmith-v2/test_outputs/challenger_scenario4.docx
+++ b/marksmith-v2/test_outputs/challenger_scenario4.docx
@@ -361,8 +361,8 @@
       </w:r>
     </w:p>
     <w:sectPr>
-      <w:headerReference xmlns:r="http://schemas.openxmlformats.org/officeDocument/2006/relationships" w:type="default" r:id="Rd497e9a913374a1f"/>
-      <w:footerReference xmlns:r="http://schemas.openxmlformats.org/officeDocument/2006/relationships" w:type="default" r:id="R4b4a0cda67cf4dc1"/>
+      <w:headerReference xmlns:r="http://schemas.openxmlformats.org/officeDocument/2006/relationships" w:type="default" r:id="Rf8f71cbf04714acc"/>
+      <w:footerReference xmlns:r="http://schemas.openxmlformats.org/officeDocument/2006/relationships" w:type="default" r:id="R77162d802e82447d"/>
       <w:pgSz w:w="11906" w:h="16838"/>
       <w:pgMar w:top="1440" w:right="1440" w:bottom="1440" w:left="1440" w:header="576" w:footer="576" w:gutter="0"/>
     </w:sectPr>

--- a/marksmith-v2/test_outputs/challenger_scenario4.docx
+++ b/marksmith-v2/test_outputs/challenger_scenario4.docx
@@ -361,8 +361,8 @@
       </w:r>
     </w:p>
     <w:sectPr>
-      <w:headerReference xmlns:r="http://schemas.openxmlformats.org/officeDocument/2006/relationships" w:type="default" r:id="Rf8f71cbf04714acc"/>
-      <w:footerReference xmlns:r="http://schemas.openxmlformats.org/officeDocument/2006/relationships" w:type="default" r:id="R77162d802e82447d"/>
+      <w:headerReference xmlns:r="http://schemas.openxmlformats.org/officeDocument/2006/relationships" w:type="default" r:id="Re67fa08c8ca94198"/>
+      <w:footerReference xmlns:r="http://schemas.openxmlformats.org/officeDocument/2006/relationships" w:type="default" r:id="R70cad90c5ece40b2"/>
       <w:pgSz w:w="11906" w:h="16838"/>
       <w:pgMar w:top="1440" w:right="1440" w:bottom="1440" w:left="1440" w:header="576" w:footer="576" w:gutter="0"/>
     </w:sectPr>

--- a/marksmith-v2/test_outputs/challenger_scenario4.docx
+++ b/marksmith-v2/test_outputs/challenger_scenario4.docx
@@ -361,8 +361,8 @@
       </w:r>
     </w:p>
     <w:sectPr>
-      <w:headerReference xmlns:r="http://schemas.openxmlformats.org/officeDocument/2006/relationships" w:type="default" r:id="Re67fa08c8ca94198"/>
-      <w:footerReference xmlns:r="http://schemas.openxmlformats.org/officeDocument/2006/relationships" w:type="default" r:id="R70cad90c5ece40b2"/>
+      <w:headerReference xmlns:r="http://schemas.openxmlformats.org/officeDocument/2006/relationships" w:type="default" r:id="R555d9c3f45e94540"/>
+      <w:footerReference xmlns:r="http://schemas.openxmlformats.org/officeDocument/2006/relationships" w:type="default" r:id="R947642c62dd34e57"/>
       <w:pgSz w:w="11906" w:h="16838"/>
       <w:pgMar w:top="1440" w:right="1440" w:bottom="1440" w:left="1440" w:header="576" w:footer="576" w:gutter="0"/>
     </w:sectPr>

--- a/marksmith-v2/test_outputs/challenger_scenario4.docx
+++ b/marksmith-v2/test_outputs/challenger_scenario4.docx
@@ -361,8 +361,8 @@
       </w:r>
     </w:p>
     <w:sectPr>
-      <w:headerReference xmlns:r="http://schemas.openxmlformats.org/officeDocument/2006/relationships" w:type="default" r:id="R555d9c3f45e94540"/>
-      <w:footerReference xmlns:r="http://schemas.openxmlformats.org/officeDocument/2006/relationships" w:type="default" r:id="R947642c62dd34e57"/>
+      <w:headerReference xmlns:r="http://schemas.openxmlformats.org/officeDocument/2006/relationships" w:type="default" r:id="Rb30a2ef99f9e46a9"/>
+      <w:footerReference xmlns:r="http://schemas.openxmlformats.org/officeDocument/2006/relationships" w:type="default" r:id="Rea8df85c9735480a"/>
       <w:pgSz w:w="11906" w:h="16838"/>
       <w:pgMar w:top="1440" w:right="1440" w:bottom="1440" w:left="1440" w:header="576" w:footer="576" w:gutter="0"/>
     </w:sectPr>

--- a/marksmith-v2/test_outputs/challenger_scenario4.docx
+++ b/marksmith-v2/test_outputs/challenger_scenario4.docx
@@ -361,8 +361,8 @@
       </w:r>
     </w:p>
     <w:sectPr>
-      <w:headerReference xmlns:r="http://schemas.openxmlformats.org/officeDocument/2006/relationships" w:type="default" r:id="Rb30a2ef99f9e46a9"/>
-      <w:footerReference xmlns:r="http://schemas.openxmlformats.org/officeDocument/2006/relationships" w:type="default" r:id="Rea8df85c9735480a"/>
+      <w:headerReference xmlns:r="http://schemas.openxmlformats.org/officeDocument/2006/relationships" w:type="default" r:id="Rdc971a98e8414093"/>
+      <w:footerReference xmlns:r="http://schemas.openxmlformats.org/officeDocument/2006/relationships" w:type="default" r:id="R91300062f3cb420f"/>
       <w:pgSz w:w="11906" w:h="16838"/>
       <w:pgMar w:top="1440" w:right="1440" w:bottom="1440" w:left="1440" w:header="576" w:footer="576" w:gutter="0"/>
     </w:sectPr>

--- a/marksmith-v2/test_outputs/challenger_scenario4.docx
+++ b/marksmith-v2/test_outputs/challenger_scenario4.docx
@@ -361,8 +361,8 @@
       </w:r>
     </w:p>
     <w:sectPr>
-      <w:headerReference xmlns:r="http://schemas.openxmlformats.org/officeDocument/2006/relationships" w:type="default" r:id="Rdc971a98e8414093"/>
-      <w:footerReference xmlns:r="http://schemas.openxmlformats.org/officeDocument/2006/relationships" w:type="default" r:id="R91300062f3cb420f"/>
+      <w:headerReference xmlns:r="http://schemas.openxmlformats.org/officeDocument/2006/relationships" w:type="default" r:id="R869ae1521ec1429c"/>
+      <w:footerReference xmlns:r="http://schemas.openxmlformats.org/officeDocument/2006/relationships" w:type="default" r:id="R9335fc87efd94b92"/>
       <w:pgSz w:w="11906" w:h="16838"/>
       <w:pgMar w:top="1440" w:right="1440" w:bottom="1440" w:left="1440" w:header="576" w:footer="576" w:gutter="0"/>
     </w:sectPr>

--- a/marksmith-v2/test_outputs/challenger_scenario4.docx
+++ b/marksmith-v2/test_outputs/challenger_scenario4.docx
@@ -361,8 +361,8 @@
       </w:r>
     </w:p>
     <w:sectPr>
-      <w:headerReference xmlns:r="http://schemas.openxmlformats.org/officeDocument/2006/relationships" w:type="default" r:id="R869ae1521ec1429c"/>
-      <w:footerReference xmlns:r="http://schemas.openxmlformats.org/officeDocument/2006/relationships" w:type="default" r:id="R9335fc87efd94b92"/>
+      <w:headerReference xmlns:r="http://schemas.openxmlformats.org/officeDocument/2006/relationships" w:type="default" r:id="R34d3ad9980bd4c4c"/>
+      <w:footerReference xmlns:r="http://schemas.openxmlformats.org/officeDocument/2006/relationships" w:type="default" r:id="R7024f6a46f8a460e"/>
       <w:pgSz w:w="11906" w:h="16838"/>
       <w:pgMar w:top="1440" w:right="1440" w:bottom="1440" w:left="1440" w:header="576" w:footer="576" w:gutter="0"/>
     </w:sectPr>

--- a/marksmith-v2/test_outputs/challenger_scenario4.docx
+++ b/marksmith-v2/test_outputs/challenger_scenario4.docx
@@ -361,8 +361,8 @@
       </w:r>
     </w:p>
     <w:sectPr>
-      <w:headerReference xmlns:r="http://schemas.openxmlformats.org/officeDocument/2006/relationships" w:type="default" r:id="R34d3ad9980bd4c4c"/>
-      <w:footerReference xmlns:r="http://schemas.openxmlformats.org/officeDocument/2006/relationships" w:type="default" r:id="R7024f6a46f8a460e"/>
+      <w:headerReference xmlns:r="http://schemas.openxmlformats.org/officeDocument/2006/relationships" w:type="default" r:id="R97d906353d7c4de7"/>
+      <w:footerReference xmlns:r="http://schemas.openxmlformats.org/officeDocument/2006/relationships" w:type="default" r:id="R69f93814dfd743dc"/>
       <w:pgSz w:w="11906" w:h="16838"/>
       <w:pgMar w:top="1440" w:right="1440" w:bottom="1440" w:left="1440" w:header="576" w:footer="576" w:gutter="0"/>
     </w:sectPr>

--- a/marksmith-v2/test_outputs/challenger_scenario4.docx
+++ b/marksmith-v2/test_outputs/challenger_scenario4.docx
@@ -361,8 +361,8 @@
       </w:r>
     </w:p>
     <w:sectPr>
-      <w:headerReference xmlns:r="http://schemas.openxmlformats.org/officeDocument/2006/relationships" w:type="default" r:id="R97d906353d7c4de7"/>
-      <w:footerReference xmlns:r="http://schemas.openxmlformats.org/officeDocument/2006/relationships" w:type="default" r:id="R69f93814dfd743dc"/>
+      <w:headerReference xmlns:r="http://schemas.openxmlformats.org/officeDocument/2006/relationships" w:type="default" r:id="R9ea08724b1f343ee"/>
+      <w:footerReference xmlns:r="http://schemas.openxmlformats.org/officeDocument/2006/relationships" w:type="default" r:id="Rb479291bdd0c4fab"/>
       <w:pgSz w:w="11906" w:h="16838"/>
       <w:pgMar w:top="1440" w:right="1440" w:bottom="1440" w:left="1440" w:header="576" w:footer="576" w:gutter="0"/>
     </w:sectPr>

--- a/marksmith-v2/test_outputs/challenger_scenario4.docx
+++ b/marksmith-v2/test_outputs/challenger_scenario4.docx
@@ -361,8 +361,8 @@
       </w:r>
     </w:p>
     <w:sectPr>
-      <w:headerReference xmlns:r="http://schemas.openxmlformats.org/officeDocument/2006/relationships" w:type="default" r:id="R9ea08724b1f343ee"/>
-      <w:footerReference xmlns:r="http://schemas.openxmlformats.org/officeDocument/2006/relationships" w:type="default" r:id="Rb479291bdd0c4fab"/>
+      <w:headerReference xmlns:r="http://schemas.openxmlformats.org/officeDocument/2006/relationships" w:type="default" r:id="R8bb648efa6ee46d2"/>
+      <w:footerReference xmlns:r="http://schemas.openxmlformats.org/officeDocument/2006/relationships" w:type="default" r:id="Re574a1f8b8654ef7"/>
       <w:pgSz w:w="11906" w:h="16838"/>
       <w:pgMar w:top="1440" w:right="1440" w:bottom="1440" w:left="1440" w:header="576" w:footer="576" w:gutter="0"/>
     </w:sectPr>

--- a/marksmith-v2/test_outputs/challenger_scenario4.docx
+++ b/marksmith-v2/test_outputs/challenger_scenario4.docx
@@ -361,8 +361,8 @@
       </w:r>
     </w:p>
     <w:sectPr>
-      <w:headerReference xmlns:r="http://schemas.openxmlformats.org/officeDocument/2006/relationships" w:type="default" r:id="R8bb648efa6ee46d2"/>
-      <w:footerReference xmlns:r="http://schemas.openxmlformats.org/officeDocument/2006/relationships" w:type="default" r:id="Re574a1f8b8654ef7"/>
+      <w:headerReference xmlns:r="http://schemas.openxmlformats.org/officeDocument/2006/relationships" w:type="default" r:id="R100b5d50c8cc4f00"/>
+      <w:footerReference xmlns:r="http://schemas.openxmlformats.org/officeDocument/2006/relationships" w:type="default" r:id="Rb94754c19e9b4a96"/>
       <w:pgSz w:w="11906" w:h="16838"/>
       <w:pgMar w:top="1440" w:right="1440" w:bottom="1440" w:left="1440" w:header="576" w:footer="576" w:gutter="0"/>
     </w:sectPr>

--- a/marksmith-v2/test_outputs/challenger_scenario4.docx
+++ b/marksmith-v2/test_outputs/challenger_scenario4.docx
@@ -361,8 +361,8 @@
       </w:r>
     </w:p>
     <w:sectPr>
-      <w:headerReference xmlns:r="http://schemas.openxmlformats.org/officeDocument/2006/relationships" w:type="default" r:id="R100b5d50c8cc4f00"/>
-      <w:footerReference xmlns:r="http://schemas.openxmlformats.org/officeDocument/2006/relationships" w:type="default" r:id="Rb94754c19e9b4a96"/>
+      <w:headerReference xmlns:r="http://schemas.openxmlformats.org/officeDocument/2006/relationships" w:type="default" r:id="Ref9ca2244c5247c9"/>
+      <w:footerReference xmlns:r="http://schemas.openxmlformats.org/officeDocument/2006/relationships" w:type="default" r:id="R5e59fd12759c412c"/>
       <w:pgSz w:w="11906" w:h="16838"/>
       <w:pgMar w:top="1440" w:right="1440" w:bottom="1440" w:left="1440" w:header="576" w:footer="576" w:gutter="0"/>
     </w:sectPr>

--- a/marksmith-v2/test_outputs/challenger_scenario4.docx
+++ b/marksmith-v2/test_outputs/challenger_scenario4.docx
@@ -361,8 +361,8 @@
       </w:r>
     </w:p>
     <w:sectPr>
-      <w:headerReference xmlns:r="http://schemas.openxmlformats.org/officeDocument/2006/relationships" w:type="default" r:id="Ref9ca2244c5247c9"/>
-      <w:footerReference xmlns:r="http://schemas.openxmlformats.org/officeDocument/2006/relationships" w:type="default" r:id="R5e59fd12759c412c"/>
+      <w:headerReference xmlns:r="http://schemas.openxmlformats.org/officeDocument/2006/relationships" w:type="default" r:id="R409892b8d6804774"/>
+      <w:footerReference xmlns:r="http://schemas.openxmlformats.org/officeDocument/2006/relationships" w:type="default" r:id="R930b61f84aab4b8d"/>
       <w:pgSz w:w="11906" w:h="16838"/>
       <w:pgMar w:top="1440" w:right="1440" w:bottom="1440" w:left="1440" w:header="576" w:footer="576" w:gutter="0"/>
     </w:sectPr>

--- a/marksmith-v2/test_outputs/challenger_scenario4.docx
+++ b/marksmith-v2/test_outputs/challenger_scenario4.docx
@@ -361,8 +361,8 @@
       </w:r>
     </w:p>
     <w:sectPr>
-      <w:headerReference xmlns:r="http://schemas.openxmlformats.org/officeDocument/2006/relationships" w:type="default" r:id="R409892b8d6804774"/>
-      <w:footerReference xmlns:r="http://schemas.openxmlformats.org/officeDocument/2006/relationships" w:type="default" r:id="R930b61f84aab4b8d"/>
+      <w:headerReference xmlns:r="http://schemas.openxmlformats.org/officeDocument/2006/relationships" w:type="default" r:id="R76c30d968cea49a4"/>
+      <w:footerReference xmlns:r="http://schemas.openxmlformats.org/officeDocument/2006/relationships" w:type="default" r:id="R31c47cdf94014ca6"/>
       <w:pgSz w:w="11906" w:h="16838"/>
       <w:pgMar w:top="1440" w:right="1440" w:bottom="1440" w:left="1440" w:header="576" w:footer="576" w:gutter="0"/>
     </w:sectPr>

--- a/marksmith-v2/test_outputs/challenger_scenario4.docx
+++ b/marksmith-v2/test_outputs/challenger_scenario4.docx
@@ -361,8 +361,8 @@
       </w:r>
     </w:p>
     <w:sectPr>
-      <w:headerReference xmlns:r="http://schemas.openxmlformats.org/officeDocument/2006/relationships" w:type="default" r:id="R76c30d968cea49a4"/>
-      <w:footerReference xmlns:r="http://schemas.openxmlformats.org/officeDocument/2006/relationships" w:type="default" r:id="R31c47cdf94014ca6"/>
+      <w:headerReference xmlns:r="http://schemas.openxmlformats.org/officeDocument/2006/relationships" w:type="default" r:id="R390216efc6b340f3"/>
+      <w:footerReference xmlns:r="http://schemas.openxmlformats.org/officeDocument/2006/relationships" w:type="default" r:id="R10a6344836d044b5"/>
       <w:pgSz w:w="11906" w:h="16838"/>
       <w:pgMar w:top="1440" w:right="1440" w:bottom="1440" w:left="1440" w:header="576" w:footer="576" w:gutter="0"/>
     </w:sectPr>

--- a/marksmith-v2/test_outputs/challenger_scenario4.docx
+++ b/marksmith-v2/test_outputs/challenger_scenario4.docx
@@ -361,8 +361,8 @@
       </w:r>
     </w:p>
     <w:sectPr>
-      <w:headerReference xmlns:r="http://schemas.openxmlformats.org/officeDocument/2006/relationships" w:type="default" r:id="R390216efc6b340f3"/>
-      <w:footerReference xmlns:r="http://schemas.openxmlformats.org/officeDocument/2006/relationships" w:type="default" r:id="R10a6344836d044b5"/>
+      <w:headerReference xmlns:r="http://schemas.openxmlformats.org/officeDocument/2006/relationships" w:type="default" r:id="Reac1f97ffdd144d2"/>
+      <w:footerReference xmlns:r="http://schemas.openxmlformats.org/officeDocument/2006/relationships" w:type="default" r:id="R6d0457552dc0497a"/>
       <w:pgSz w:w="11906" w:h="16838"/>
       <w:pgMar w:top="1440" w:right="1440" w:bottom="1440" w:left="1440" w:header="576" w:footer="576" w:gutter="0"/>
     </w:sectPr>

--- a/marksmith-v2/test_outputs/challenger_scenario4.docx
+++ b/marksmith-v2/test_outputs/challenger_scenario4.docx
@@ -361,8 +361,8 @@
       </w:r>
     </w:p>
     <w:sectPr>
-      <w:headerReference xmlns:r="http://schemas.openxmlformats.org/officeDocument/2006/relationships" w:type="default" r:id="Reac1f97ffdd144d2"/>
-      <w:footerReference xmlns:r="http://schemas.openxmlformats.org/officeDocument/2006/relationships" w:type="default" r:id="R6d0457552dc0497a"/>
+      <w:headerReference xmlns:r="http://schemas.openxmlformats.org/officeDocument/2006/relationships" w:type="default" r:id="Rb3277f26a60944ba"/>
+      <w:footerReference xmlns:r="http://schemas.openxmlformats.org/officeDocument/2006/relationships" w:type="default" r:id="R2386333e2094474f"/>
       <w:pgSz w:w="11906" w:h="16838"/>
       <w:pgMar w:top="1440" w:right="1440" w:bottom="1440" w:left="1440" w:header="576" w:footer="576" w:gutter="0"/>
     </w:sectPr>

--- a/marksmith-v2/test_outputs/challenger_scenario4.docx
+++ b/marksmith-v2/test_outputs/challenger_scenario4.docx
@@ -361,8 +361,8 @@
       </w:r>
     </w:p>
     <w:sectPr>
-      <w:headerReference xmlns:r="http://schemas.openxmlformats.org/officeDocument/2006/relationships" w:type="default" r:id="Rb3277f26a60944ba"/>
-      <w:footerReference xmlns:r="http://schemas.openxmlformats.org/officeDocument/2006/relationships" w:type="default" r:id="R2386333e2094474f"/>
+      <w:headerReference xmlns:r="http://schemas.openxmlformats.org/officeDocument/2006/relationships" w:type="default" r:id="Rfbcc142126be4deb"/>
+      <w:footerReference xmlns:r="http://schemas.openxmlformats.org/officeDocument/2006/relationships" w:type="default" r:id="R9fb4a7fd602b41fe"/>
       <w:pgSz w:w="11906" w:h="16838"/>
       <w:pgMar w:top="1440" w:right="1440" w:bottom="1440" w:left="1440" w:header="576" w:footer="576" w:gutter="0"/>
     </w:sectPr>

--- a/marksmith-v2/test_outputs/challenger_scenario4.docx
+++ b/marksmith-v2/test_outputs/challenger_scenario4.docx
@@ -361,8 +361,8 @@
       </w:r>
     </w:p>
     <w:sectPr>
-      <w:headerReference xmlns:r="http://schemas.openxmlformats.org/officeDocument/2006/relationships" w:type="default" r:id="Rfbcc142126be4deb"/>
-      <w:footerReference xmlns:r="http://schemas.openxmlformats.org/officeDocument/2006/relationships" w:type="default" r:id="R9fb4a7fd602b41fe"/>
+      <w:headerReference xmlns:r="http://schemas.openxmlformats.org/officeDocument/2006/relationships" w:type="default" r:id="Ra01f56c4c87145c5"/>
+      <w:footerReference xmlns:r="http://schemas.openxmlformats.org/officeDocument/2006/relationships" w:type="default" r:id="Rabc84570af654abc"/>
       <w:pgSz w:w="11906" w:h="16838"/>
       <w:pgMar w:top="1440" w:right="1440" w:bottom="1440" w:left="1440" w:header="576" w:footer="576" w:gutter="0"/>
     </w:sectPr>
@@ -779,4 +779,22 @@
     </w:rPr>
   </w:style>
 </w:styles>
+</file>
+
+<file path=customXml/item.xml><?xml version="1.0" encoding="utf-8"?>
+<marksmithSource schema="marksmith-source-v1" version="2.0.0.0" exportedUtc="2026-07-31T16:52:29.7086247Z" theme="GitHub Light" mermaidMode="1">
+  <markdown><![CDATA[# Interactive Tabbed Content
+:::tabs
+:::tab title="Overview"
+This is the **Overview** section content.
+:::
+:::tab title="Specifications"
+These are the **Specifications** details.
+:::
+:::tab title="Architecture"
+This is the **Architecture** system design.
+:::
+:::
+]]></markdown>
+</marksmithSource>
 </file>
--- a/marksmith-v2/test_outputs/challenger_scenario4.docx
+++ b/marksmith-v2/test_outputs/challenger_scenario4.docx
@@ -361,8 +361,8 @@
       </w:r>
     </w:p>
     <w:sectPr>
-      <w:headerReference xmlns:r="http://schemas.openxmlformats.org/officeDocument/2006/relationships" w:type="default" r:id="Ra01f56c4c87145c5"/>
-      <w:footerReference xmlns:r="http://schemas.openxmlformats.org/officeDocument/2006/relationships" w:type="default" r:id="Rabc84570af654abc"/>
+      <w:headerReference xmlns:r="http://schemas.openxmlformats.org/officeDocument/2006/relationships" w:type="default" r:id="Rbf919fa0f1d74ce7"/>
+      <w:footerReference xmlns:r="http://schemas.openxmlformats.org/officeDocument/2006/relationships" w:type="default" r:id="Rce39e73df6394d2a"/>
       <w:pgSz w:w="11906" w:h="16838"/>
       <w:pgMar w:top="1440" w:right="1440" w:bottom="1440" w:left="1440" w:header="576" w:footer="576" w:gutter="0"/>
     </w:sectPr>
@@ -782,7 +782,7 @@
 </file>
 
 <file path=customXml/item.xml><?xml version="1.0" encoding="utf-8"?>
-<marksmithSource schema="marksmith-source-v1" version="2.0.0.0" exportedUtc="2026-07-31T16:52:29.7086247Z" theme="GitHub Light" mermaidMode="1">
+<marksmithSource schema="marksmith-source-v1" version="2.0.0.0" exportedUtc="2026-08-01T10:53:21.2620080Z" theme="GitHub Light" mermaidMode="1">
   <markdown><![CDATA[# Interactive Tabbed Content
 :::tabs
 :::tab title="Overview"
